--- a/docs/general-english/A2/release/units/a22-u16.docx
+++ b/docs/general-english/A2/release/units/a22-u16.docx
@@ -3755,7 +3755,7 @@
           <wp:inline>
             <wp:extent cx="5724525" cy="1390650"/>
             <wp:effectExtent b="0" l="0" r="0" t="0"/>
-            <wp:docPr descr="The four words of the fill-in word bank, in bank order, each drawn: childhood, modern, gas, engine." title="" id="45" name="Picture"/>
+            <wp:docPr descr="The four words of the fill-in word bank, in bank order, each drawn: gas, childhood, modern, engine." title="" id="45" name="Picture"/>
             <a:graphic>
               <a:graphicData uri="http://schemas.openxmlformats.org/drawingml/2006/picture">
                 <pic:pic>
@@ -3849,7 +3849,7 @@
         <w:t xml:space="preserve"> </w:t>
       </w:r>
       <w:r>
-        <w:t xml:space="preserve">childhood | modern | gas | engine</w:t>
+        <w:t xml:space="preserve">gas | childhood | modern | engine</w:t>
       </w:r>
     </w:p>
     <w:p>
@@ -5049,7 +5049,7 @@
       <w:r>
         <w:drawing>
           <wp:inline>
-            <wp:extent cx="5724525" cy="2009775"/>
+            <wp:extent cx="5724525" cy="2286000"/>
             <wp:effectExtent b="0" l="0" r="0" t="0"/>
             <wp:docPr descr="The four phrases of this task as chips above two empty bins, one for a finished time and one for a time running up to now. Which chip goes in which bin is the exercise, so none of them is placed." title="" id="60" name="Picture"/>
             <a:graphic>
@@ -5070,7 +5070,7 @@
                   <pic:spPr bwMode="auto">
                     <a:xfrm>
                       <a:off x="0" y="0"/>
-                      <a:ext cx="5724525" cy="2009775"/>
+                      <a:ext cx="5724525" cy="2286000"/>
                     </a:xfrm>
                     <a:prstGeom prst="rect">
                       <a:avLst/>
@@ -5276,7 +5276,7 @@
       <w:r>
         <w:drawing>
           <wp:inline>
-            <wp:extent cx="5724525" cy="1857375"/>
+            <wp:extent cx="5724525" cy="2190750"/>
             <wp:effectExtent b="0" l="0" r="0" t="0"/>
             <wp:docPr descr="One correction worked through -- the wrong form struck out and the right one beside it -- and then three more sentences with an empty line for the learner to write the correct form." title="" id="63" name="Picture"/>
             <a:graphic>
@@ -5297,7 +5297,7 @@
                   <pic:spPr bwMode="auto">
                     <a:xfrm>
                       <a:off x="0" y="0"/>
-                      <a:ext cx="5724525" cy="1857375"/>
+                      <a:ext cx="5724525" cy="2190750"/>
                     </a:xfrm>
                     <a:prstGeom prst="rect">
                       <a:avLst/>
@@ -11703,7 +11703,7 @@
       <w:r>
         <w:drawing>
           <wp:inline>
-            <wp:extent cx="5724525" cy="2505075"/>
+            <wp:extent cx="5724525" cy="2733675"/>
             <wp:effectExtent b="0" l="0" r="0" t="0"/>
             <wp:docPr descr="The decision task as one question and three branches, with what each one costs: write down what it was, because memory is the only part you can keep; say nothing, and in ten years five people will say five different things; or tell everybody, when somebody about to lose something does not want a speech about it." title="" id="132" name="Picture"/>
             <a:graphic>
@@ -11724,7 +11724,7 @@
                   <pic:spPr bwMode="auto">
                     <a:xfrm>
                       <a:off x="0" y="0"/>
-                      <a:ext cx="5724525" cy="2505075"/>
+                      <a:ext cx="5724525" cy="2733675"/>
                     </a:xfrm>
                     <a:prstGeom prst="rect">
                       <a:avLst/>
@@ -11902,7 +11902,7 @@
           <wp:inline>
             <wp:extent cx="5724525" cy="2095500"/>
             <wp:effectExtent b="0" l="0" r="0" t="0"/>
-            <wp:docPr descr="The eight words of the spiral review bank, in bank order: modern, childhood, nowadays, engine, opened, has not changed, abroad, pain." title="" id="135" name="Picture"/>
+            <wp:docPr descr="The eight words of the spiral review bank, in bank order: engine, pain, modern, has not changed, nowadays, childhood, opened, abroad." title="" id="135" name="Picture"/>
             <a:graphic>
               <a:graphicData uri="http://schemas.openxmlformats.org/drawingml/2006/picture">
                 <pic:pic>
@@ -12021,7 +12021,7 @@
         <w:t xml:space="preserve"> </w:t>
       </w:r>
       <w:r>
-        <w:t xml:space="preserve">modern | childhood | nowadays | engine | opened | has not changed | abroad | pain</w:t>
+        <w:t xml:space="preserve">engine | pain | modern | has not changed | nowadays | childhood | opened | abroad</w:t>
       </w:r>
     </w:p>
     <w:p>
